--- a/portfolio/public/callumGovenderCV.docx
+++ b/portfolio/public/callumGovenderCV.docx
@@ -1779,34 +1779,6 @@
     </w:p>
     <w:p>
       <w:pPr>
-        <w:pStyle w:val="Heading1"/>
-        <w:keepNext w:val="0"/>
-        <w:keepLines w:val="0"/>
-        <w:widowControl w:val="1"/>
-        <w:spacing w:after="120" w:before="480" w:line="312" w:lineRule="auto"/>
-        <w:ind w:right="0"/>
-        <w:rPr>
-          <w:rFonts w:ascii="Lato" w:cs="Lato" w:eastAsia="Lato" w:hAnsi="Lato"/>
-          <w:color w:val="000000"/>
-          <w:sz w:val="46"/>
-          <w:szCs w:val="46"/>
-        </w:rPr>
-      </w:pPr>
-      <w:bookmarkStart w:colFirst="0" w:colLast="0" w:name="_44iv8nqw7sh3" w:id="21"/>
-      <w:bookmarkEnd w:id="21"/>
-      <w:r>
-        <w:rPr>
-          <w:rFonts w:ascii="Lato" w:cs="Lato" w:eastAsia="Lato" w:hAnsi="Lato"/>
-          <w:color w:val="000000"/>
-          <w:sz w:val="46"/>
-          <w:szCs w:val="46"/>
-          <w:rtl w:val="0"/>
-        </w:rPr>
-        <w:t xml:space="preserve">Best single-line contact header (recommended)</w:t>
-      </w:r>
-    </w:p>
-    <w:p>
-      <w:pPr>
         <w:spacing w:after="240" w:before="240" w:lineRule="auto"/>
         <w:rPr/>
       </w:pPr>
@@ -1814,28 +1786,6 @@
         <w:rPr>
           <w:rtl w:val="0"/>
         </w:rPr>
-        <w:t xml:space="preserve">If you want it ultra clean at the top:</w:t>
-      </w:r>
-    </w:p>
-    <w:p>
-      <w:pPr>
-        <w:spacing w:after="240" w:before="240" w:lineRule="auto"/>
-        <w:rPr/>
-      </w:pPr>
-      <w:r>
-        <w:rPr>
-          <w:b w:val="1"/>
-          <w:bCs w:val="1"/>
-          <w:rtl w:val="0"/>
-        </w:rPr>
-        <w:t xml:space="preserve">Callum Levi Govender</w:t>
-        <w:br w:type="textWrapping"/>
-      </w:r>
-      <w:r>
-        <w:rPr>
-          <w:rtl w:val="0"/>
-        </w:rPr>
-        <w:t xml:space="preserve">Chatsworth, Durban, South Africa | (+27) 79 082 4102 | callumlevigovender@gmail.com</w:t>
         <w:br w:type="textWrapping"/>
       </w:r>
     </w:p>

--- a/portfolio/public/callumGovenderCV.docx
+++ b/portfolio/public/callumGovenderCV.docx
@@ -48,29 +48,19 @@
           <w:rPr>
             <w:rStyle w:val="Hyperlink"/>
           </w:rPr>
-          <w:t>github.com/</w:t>
+          <w:t>github.com/callumLG</w:t>
         </w:r>
-        <w:proofErr w:type="spellStart"/>
-        <w:r>
-          <w:rPr>
-            <w:rStyle w:val="Hyperlink"/>
-          </w:rPr>
-          <w:t>callumLG</w:t>
-        </w:r>
-        <w:proofErr w:type="spellEnd"/>
       </w:hyperlink>
       <w:r>
         <w:t xml:space="preserve"> | Portfolio: </w:t>
       </w:r>
       <w:hyperlink r:id="rId8" w:history="1">
-        <w:proofErr w:type="spellStart"/>
         <w:r>
           <w:rPr>
             <w:rStyle w:val="Hyperlink"/>
           </w:rPr>
           <w:t>callumgovender.vercel.app</w:t>
         </w:r>
-        <w:proofErr w:type="spellEnd"/>
       </w:hyperlink>
     </w:p>
     <w:p>
@@ -457,14 +447,12 @@
         <w:t xml:space="preserve">Portfolio: </w:t>
       </w:r>
       <w:hyperlink r:id="rId9" w:history="1">
-        <w:proofErr w:type="spellStart"/>
         <w:r>
           <w:rPr>
             <w:rStyle w:val="Hyperlink"/>
           </w:rPr>
           <w:t>callumgovender.vercel.app</w:t>
         </w:r>
-        <w:proofErr w:type="spellEnd"/>
       </w:hyperlink>
     </w:p>
     <w:p>
@@ -480,16 +468,8 @@
           <w:rPr>
             <w:rStyle w:val="Hyperlink"/>
           </w:rPr>
-          <w:t>github.com/</w:t>
+          <w:t>github.com/callumLG</w:t>
         </w:r>
-        <w:proofErr w:type="spellStart"/>
-        <w:r>
-          <w:rPr>
-            <w:rStyle w:val="Hyperlink"/>
-          </w:rPr>
-          <w:t>callumLG</w:t>
-        </w:r>
-        <w:proofErr w:type="spellEnd"/>
       </w:hyperlink>
     </w:p>
     <w:p>
@@ -545,6 +525,167 @@
         </w:numPr>
         <w:spacing w:after="0"/>
         <w:ind w:left="360" w:hanging="360"/>
+      </w:pPr>
+    </w:p>
+    <w:p>
+      <w:pPr>
+        <w:spacing w:after="0"/>
+        <w:rPr>
+          <w:b/>
+        </w:rPr>
+      </w:pPr>
+      <w:r>
+        <w:rPr>
+          <w:b/>
+        </w:rPr>
+        <w:t>Maze Game</w:t>
+      </w:r>
+    </w:p>
+    <w:p>
+      <w:pPr>
+        <w:spacing w:after="0"/>
+        <w:rPr>
+          <w:b/>
+        </w:rPr>
+      </w:pPr>
+    </w:p>
+    <w:p>
+      <w:pPr>
+        <w:pStyle w:val="ListBullet"/>
+        <w:spacing w:after="0"/>
+      </w:pPr>
+      <w:r>
+        <w:t xml:space="preserve">Live: </w:t>
+      </w:r>
+      <w:hyperlink r:id="rId11" w:history="1">
+        <w:r>
+          <w:rPr>
+            <w:rStyle w:val="Hyperlink"/>
+          </w:rPr>
+          <w:t>https://callumgovender.vercel.app</w:t>
+        </w:r>
+      </w:hyperlink>
+    </w:p>
+    <w:p>
+      <w:pPr>
+        <w:pStyle w:val="ListBullet"/>
+        <w:spacing w:after="0"/>
+      </w:pPr>
+      <w:r>
+        <w:t>GitHub: https://github.com/callumLG</w:t>
+      </w:r>
+    </w:p>
+    <w:p>
+      <w:pPr>
+        <w:pStyle w:val="ListBullet"/>
+        <w:spacing w:after="0"/>
+      </w:pPr>
+      <w:r>
+        <w:t>- Built a browser-based maze game with keyboard controls</w:t>
+      </w:r>
+    </w:p>
+    <w:p>
+      <w:pPr>
+        <w:pStyle w:val="ListBullet"/>
+        <w:spacing w:after="0"/>
+      </w:pPr>
+      <w:r>
+        <w:t>- Implemented local storage score tracking system</w:t>
+      </w:r>
+    </w:p>
+    <w:p>
+      <w:pPr>
+        <w:pStyle w:val="ListBullet"/>
+        <w:spacing w:after="0"/>
+      </w:pPr>
+      <w:r>
+        <w:t>- Responsive design for desktop and mobile</w:t>
+      </w:r>
+    </w:p>
+    <w:p>
+      <w:pPr>
+        <w:spacing w:after="0"/>
+        <w:rPr>
+          <w:b/>
+        </w:rPr>
+      </w:pPr>
+      <w:r>
+        <w:br/>
+      </w:r>
+      <w:r>
+        <w:rPr>
+          <w:b/>
+        </w:rPr>
+        <w:t>React Business Demo Site</w:t>
+      </w:r>
+    </w:p>
+    <w:p>
+      <w:pPr>
+        <w:spacing w:after="0"/>
+      </w:pPr>
+    </w:p>
+    <w:p>
+      <w:pPr>
+        <w:pStyle w:val="ListBullet"/>
+        <w:spacing w:after="0"/>
+      </w:pPr>
+      <w:r>
+        <w:t xml:space="preserve">Live: </w:t>
+      </w:r>
+      <w:hyperlink r:id="rId12" w:history="1">
+        <w:r>
+          <w:rPr>
+            <w:rStyle w:val="Hyperlink"/>
+          </w:rPr>
+          <w:t>https://react-food-distribution-website.vercel.app/</w:t>
+        </w:r>
+      </w:hyperlink>
+    </w:p>
+    <w:p>
+      <w:pPr>
+        <w:pStyle w:val="ListBullet"/>
+        <w:spacing w:after="0"/>
+      </w:pPr>
+      <w:r>
+        <w:t>GitHub: https://github.com/callumLG</w:t>
+      </w:r>
+    </w:p>
+    <w:p>
+      <w:pPr>
+        <w:pStyle w:val="ListBullet"/>
+        <w:spacing w:after="0"/>
+      </w:pPr>
+      <w:r>
+        <w:t>- Built a business-style website using React and modern UI practices</w:t>
+      </w:r>
+    </w:p>
+    <w:p>
+      <w:pPr>
+        <w:pStyle w:val="ListBullet"/>
+        <w:spacing w:after="0"/>
+      </w:pPr>
+      <w:r>
+        <w:t>- Designed responsive layouts and reusable components</w:t>
+      </w:r>
+    </w:p>
+    <w:p>
+      <w:pPr>
+        <w:pStyle w:val="ListBullet"/>
+        <w:spacing w:after="0"/>
+      </w:pPr>
+      <w:r>
+        <w:t>- Focused on real-world business presentation and usability</w:t>
+      </w:r>
+    </w:p>
+    <w:p>
+      <w:pPr>
+        <w:pStyle w:val="ListBullet"/>
+        <w:numPr>
+          <w:ilvl w:val="0"/>
+          <w:numId w:val="0"/>
+        </w:numPr>
+        <w:spacing w:after="0"/>
+        <w:ind w:left="360"/>
       </w:pPr>
     </w:p>
     <w:p>
@@ -640,13 +781,7 @@
         <w:spacing w:after="0"/>
       </w:pPr>
       <w:r>
-        <w:t xml:space="preserve">It Helpdesk Support / junior admin </w:t>
-      </w:r>
-      <w:r>
-        <w:t>–</w:t>
-      </w:r>
-      <w:r>
-        <w:t xml:space="preserve"> Received calls to resolve client queries and technical issues remotely. Logged tickets and recorded feedback from on field technicians.</w:t>
+        <w:t>It Helpdesk Support / junior admin – Received calls to resolve client queries and technical issues remotely. Logged tickets and recorded feedback from on field technicians.</w:t>
       </w:r>
     </w:p>
     <w:p>
@@ -772,6 +907,7 @@
         <w:t>Committed to continuous learning and professional growth</w:t>
       </w:r>
     </w:p>
+    <w:p/>
     <w:sectPr>
       <w:pgSz w:w="12240" w:h="15840"/>
       <w:pgMar w:top="864" w:right="1008" w:bottom="864" w:left="1008" w:header="720" w:footer="720" w:gutter="0"/>
@@ -981,6 +1117,12 @@
   </w:num>
   <w:num w:numId="9" w16cid:durableId="180507490">
     <w:abstractNumId w:val="0"/>
+  </w:num>
+  <w:num w:numId="10" w16cid:durableId="1510679304">
+    <w:abstractNumId w:val="8"/>
+  </w:num>
+  <w:num w:numId="11" w16cid:durableId="1136340302">
+    <w:abstractNumId w:val="8"/>
   </w:num>
 </w:numbering>
 </file>
